--- a/Documentation/Preparation/System Requirement Analysis/Finalized_Interview&Survey_questions.docx
+++ b/Documentation/Preparation/System Requirement Analysis/Finalized_Interview&Survey_questions.docx
@@ -4,7 +4,7 @@
   <w:body>
     <w:p>
       <w:pPr>
-        <w:spacing w:before="100" w:beforeAutospacing="1" w:after="100" w:afterAutospacing="1" w:line="240" w:lineRule="auto"/>
+        <w:spacing w:after="0" w:line="240" w:lineRule="auto"/>
         <w:outlineLvl w:val="2"/>
         <w:rPr>
           <w:rFonts w:ascii="Times New Roman" w:eastAsia="Times New Roman" w:hAnsi="Times New Roman" w:cs="Times New Roman"/>
@@ -14,6 +14,7 @@
           <w:szCs w:val="27"/>
         </w:rPr>
       </w:pPr>
+      <w:proofErr w:type="spellStart"/>
       <w:r>
         <w:rPr>
           <w:rFonts w:ascii="Times New Roman" w:eastAsia="Times New Roman" w:hAnsi="Times New Roman" w:cs="Times New Roman"/>
@@ -22,8 +23,42 @@
           <w:sz w:val="27"/>
           <w:szCs w:val="27"/>
         </w:rPr>
-        <w:t>Freelancers &amp; Contract Workers</w:t>
-      </w:r>
+        <w:t>w</w:t>
+      </w:r>
+      <w:r>
+        <w:rPr>
+          <w:rFonts w:ascii="Times New Roman" w:eastAsia="Times New Roman" w:hAnsi="Times New Roman" w:cs="Times New Roman"/>
+          <w:b/>
+          <w:bCs/>
+          <w:sz w:val="27"/>
+          <w:szCs w:val="27"/>
+        </w:rPr>
+        <w:t>Freelancers</w:t>
+      </w:r>
+      <w:proofErr w:type="spellEnd"/>
+      <w:r>
+        <w:rPr>
+          <w:rFonts w:ascii="Times New Roman" w:eastAsia="Times New Roman" w:hAnsi="Times New Roman" w:cs="Times New Roman"/>
+          <w:b/>
+          <w:bCs/>
+          <w:sz w:val="27"/>
+          <w:szCs w:val="27"/>
+        </w:rPr>
+        <w:t xml:space="preserve"> &amp; Contract Workers</w:t>
+      </w:r>
+    </w:p>
+    <w:p>
+      <w:pPr>
+        <w:spacing w:after="0" w:line="240" w:lineRule="auto"/>
+        <w:outlineLvl w:val="2"/>
+        <w:rPr>
+          <w:rFonts w:ascii="Times New Roman" w:eastAsia="Times New Roman" w:hAnsi="Times New Roman" w:cs="Times New Roman"/>
+          <w:b/>
+          <w:bCs/>
+          <w:sz w:val="27"/>
+          <w:szCs w:val="27"/>
+        </w:rPr>
+      </w:pPr>
     </w:p>
     <w:p>
       <w:pPr>
@@ -31,21 +66,58 @@
           <w:ilvl w:val="0"/>
           <w:numId w:val="1"/>
         </w:numPr>
-        <w:spacing w:before="100" w:beforeAutospacing="1" w:after="100" w:afterAutospacing="1" w:line="240" w:lineRule="auto"/>
-        <w:rPr>
-          <w:rFonts w:ascii="Times New Roman" w:eastAsia="Times New Roman" w:hAnsi="Times New Roman" w:cs="Times New Roman"/>
-          <w:sz w:val="24"/>
-          <w:szCs w:val="24"/>
-        </w:rPr>
-      </w:pPr>
-      <w:r>
-        <w:rPr>
-          <w:rFonts w:ascii="Times New Roman" w:eastAsia="Times New Roman" w:hAnsi="Times New Roman" w:cs="Times New Roman"/>
-          <w:sz w:val="24"/>
-          <w:szCs w:val="24"/>
-        </w:rPr>
-        <w:t xml:space="preserve">As a contract worker, what difficulties have you experienced when validating your contribution time logs and proof of work to the employing company? </w:t>
-      </w:r>
+        <w:spacing w:after="0" w:line="240" w:lineRule="auto"/>
+        <w:rPr>
+          <w:rFonts w:ascii="Times New Roman" w:eastAsia="Times New Roman" w:hAnsi="Times New Roman" w:cs="Times New Roman"/>
+          <w:sz w:val="24"/>
+          <w:szCs w:val="24"/>
+        </w:rPr>
+      </w:pPr>
+      <w:r>
+        <w:rPr>
+          <w:rFonts w:ascii="Times New Roman" w:eastAsia="Times New Roman" w:hAnsi="Times New Roman" w:cs="Times New Roman"/>
+          <w:sz w:val="24"/>
+          <w:szCs w:val="24"/>
+        </w:rPr>
+        <w:t xml:space="preserve">The </w:t>
+      </w:r>
+      <w:proofErr w:type="spellStart"/>
+      <w:r>
+        <w:rPr>
+          <w:rFonts w:ascii="Times New Roman" w:eastAsia="Times New Roman" w:hAnsi="Times New Roman" w:cs="Times New Roman"/>
+          <w:sz w:val="24"/>
+          <w:szCs w:val="24"/>
+        </w:rPr>
+        <w:t>difficulites</w:t>
+      </w:r>
+      <w:proofErr w:type="spellEnd"/>
+      <w:r>
+        <w:rPr>
+          <w:rFonts w:ascii="Times New Roman" w:eastAsia="Times New Roman" w:hAnsi="Times New Roman" w:cs="Times New Roman"/>
+          <w:sz w:val="24"/>
+          <w:szCs w:val="24"/>
+        </w:rPr>
+        <w:t xml:space="preserve"> you must have faced when proving your work and time contribution , as a contract worker bouncing between different projects; would you share them to me? </w:t>
+      </w:r>
+      <w:r>
+        <w:rPr>
+          <w:rFonts w:ascii="Times New Roman" w:eastAsia="Times New Roman" w:hAnsi="Times New Roman" w:cs="Times New Roman"/>
+          <w:sz w:val="24"/>
+          <w:szCs w:val="24"/>
+        </w:rPr>
+        <w:t xml:space="preserve"> </w:t>
+      </w:r>
+    </w:p>
+    <w:p>
+      <w:pPr>
+        <w:spacing w:after="0" w:line="240" w:lineRule="auto"/>
+        <w:ind w:left="720"/>
+        <w:rPr>
+          <w:rFonts w:ascii="Times New Roman" w:eastAsia="Times New Roman" w:hAnsi="Times New Roman" w:cs="Times New Roman"/>
+          <w:sz w:val="24"/>
+          <w:szCs w:val="24"/>
+        </w:rPr>
+      </w:pPr>
     </w:p>
     <w:p>
       <w:pPr>
@@ -53,21 +125,58 @@
           <w:ilvl w:val="0"/>
           <w:numId w:val="1"/>
         </w:numPr>
-        <w:spacing w:before="100" w:beforeAutospacing="1" w:after="100" w:afterAutospacing="1" w:line="240" w:lineRule="auto"/>
-        <w:rPr>
-          <w:rFonts w:ascii="Times New Roman" w:eastAsia="Times New Roman" w:hAnsi="Times New Roman" w:cs="Times New Roman"/>
-          <w:sz w:val="24"/>
-          <w:szCs w:val="24"/>
-        </w:rPr>
-      </w:pPr>
-      <w:r>
-        <w:rPr>
-          <w:rFonts w:ascii="Times New Roman" w:eastAsia="Times New Roman" w:hAnsi="Times New Roman" w:cs="Times New Roman"/>
-          <w:sz w:val="24"/>
-          <w:szCs w:val="24"/>
-        </w:rPr>
-        <w:t xml:space="preserve">With limited access to the company software, what alternative ways have you been kept updated on your part of the work by company project leads? </w:t>
-      </w:r>
+        <w:spacing w:after="0" w:line="240" w:lineRule="auto"/>
+        <w:rPr>
+          <w:rFonts w:ascii="Times New Roman" w:eastAsia="Times New Roman" w:hAnsi="Times New Roman" w:cs="Times New Roman"/>
+          <w:sz w:val="24"/>
+          <w:szCs w:val="24"/>
+        </w:rPr>
+      </w:pPr>
+      <w:r>
+        <w:rPr>
+          <w:rFonts w:ascii="Times New Roman" w:eastAsia="Times New Roman" w:hAnsi="Times New Roman" w:cs="Times New Roman"/>
+          <w:sz w:val="24"/>
+          <w:szCs w:val="24"/>
+        </w:rPr>
+        <w:t xml:space="preserve">With </w:t>
+      </w:r>
+      <w:r>
+        <w:rPr>
+          <w:rFonts w:ascii="Times New Roman" w:eastAsia="Times New Roman" w:hAnsi="Times New Roman" w:cs="Times New Roman"/>
+          <w:sz w:val="24"/>
+          <w:szCs w:val="24"/>
+        </w:rPr>
+        <w:t xml:space="preserve">limitation in access to company communication </w:t>
+      </w:r>
+      <w:proofErr w:type="spellStart"/>
+      <w:r>
+        <w:rPr>
+          <w:rFonts w:ascii="Times New Roman" w:eastAsia="Times New Roman" w:hAnsi="Times New Roman" w:cs="Times New Roman"/>
+          <w:sz w:val="24"/>
+          <w:szCs w:val="24"/>
+        </w:rPr>
+        <w:t>softwares</w:t>
+      </w:r>
+      <w:proofErr w:type="spellEnd"/>
+      <w:r>
+        <w:rPr>
+          <w:rFonts w:ascii="Times New Roman" w:eastAsia="Times New Roman" w:hAnsi="Times New Roman" w:cs="Times New Roman"/>
+          <w:sz w:val="24"/>
+          <w:szCs w:val="24"/>
+        </w:rPr>
+        <w:t>, how have you worked around this hurdle to keep yourself updated and well informed on and about the project?</w:t>
+      </w:r>
+    </w:p>
+    <w:p>
+      <w:pPr>
+        <w:spacing w:after="0" w:line="240" w:lineRule="auto"/>
+        <w:ind w:left="720"/>
+        <w:rPr>
+          <w:rFonts w:ascii="Times New Roman" w:eastAsia="Times New Roman" w:hAnsi="Times New Roman" w:cs="Times New Roman"/>
+          <w:sz w:val="24"/>
+          <w:szCs w:val="24"/>
+        </w:rPr>
+      </w:pPr>
     </w:p>
     <w:p>
       <w:pPr>
@@ -75,20 +184,46 @@
           <w:ilvl w:val="0"/>
           <w:numId w:val="1"/>
         </w:numPr>
-        <w:spacing w:before="100" w:beforeAutospacing="1" w:after="100" w:afterAutospacing="1" w:line="240" w:lineRule="auto"/>
-        <w:rPr>
-          <w:rFonts w:ascii="Times New Roman" w:eastAsia="Times New Roman" w:hAnsi="Times New Roman" w:cs="Times New Roman"/>
-          <w:sz w:val="24"/>
-          <w:szCs w:val="24"/>
-        </w:rPr>
-      </w:pPr>
-      <w:r>
-        <w:rPr>
-          <w:rFonts w:ascii="Times New Roman" w:eastAsia="Times New Roman" w:hAnsi="Times New Roman" w:cs="Times New Roman"/>
-          <w:sz w:val="24"/>
-          <w:szCs w:val="24"/>
-        </w:rPr>
-        <w:t>How do you currently keep track of your contributions across multiple projects, and what is the biggest challenge you face doing so?</w:t>
+        <w:spacing w:after="0" w:line="240" w:lineRule="auto"/>
+        <w:rPr>
+          <w:rFonts w:ascii="Times New Roman" w:eastAsia="Times New Roman" w:hAnsi="Times New Roman" w:cs="Times New Roman"/>
+          <w:sz w:val="24"/>
+          <w:szCs w:val="24"/>
+        </w:rPr>
+      </w:pPr>
+      <w:r>
+        <w:rPr>
+          <w:rFonts w:ascii="Times New Roman" w:eastAsia="Times New Roman" w:hAnsi="Times New Roman" w:cs="Times New Roman"/>
+          <w:sz w:val="24"/>
+          <w:szCs w:val="24"/>
+        </w:rPr>
+        <w:t xml:space="preserve">It must be a large undertaking to be involved in multiple projects with varying contribution, how do you maintain effective tracking </w:t>
+      </w:r>
+      <w:r>
+        <w:rPr>
+          <w:rFonts w:ascii="Times New Roman" w:eastAsia="Times New Roman" w:hAnsi="Times New Roman" w:cs="Times New Roman"/>
+          <w:sz w:val="24"/>
+          <w:szCs w:val="24"/>
+        </w:rPr>
+        <w:t>and what has been your biggest issue so far?</w:t>
+      </w:r>
+    </w:p>
+    <w:p>
+      <w:pPr>
+        <w:spacing w:after="0" w:line="240" w:lineRule="auto"/>
+        <w:rPr>
+          <w:rFonts w:ascii="Times New Roman" w:eastAsia="Times New Roman" w:hAnsi="Times New Roman" w:cs="Times New Roman"/>
+          <w:sz w:val="24"/>
+          <w:szCs w:val="24"/>
+        </w:rPr>
+      </w:pPr>
+      <w:r>
+        <w:rPr>
+          <w:rFonts w:ascii="Times New Roman" w:eastAsia="Times New Roman" w:hAnsi="Times New Roman" w:cs="Times New Roman"/>
+          <w:sz w:val="24"/>
+          <w:szCs w:val="24"/>
+        </w:rPr>
+        <w:t xml:space="preserve">   </w:t>
       </w:r>
     </w:p>
     <w:p>
@@ -97,21 +232,95 @@
           <w:ilvl w:val="0"/>
           <w:numId w:val="1"/>
         </w:numPr>
-        <w:spacing w:before="100" w:beforeAutospacing="1" w:after="100" w:afterAutospacing="1" w:line="240" w:lineRule="auto"/>
-        <w:rPr>
-          <w:rFonts w:ascii="Times New Roman" w:eastAsia="Times New Roman" w:hAnsi="Times New Roman" w:cs="Times New Roman"/>
-          <w:sz w:val="24"/>
-          <w:szCs w:val="24"/>
-        </w:rPr>
-      </w:pPr>
-      <w:r>
-        <w:rPr>
-          <w:rFonts w:ascii="Times New Roman" w:eastAsia="Times New Roman" w:hAnsi="Times New Roman" w:cs="Times New Roman"/>
-          <w:sz w:val="24"/>
-          <w:szCs w:val="24"/>
-        </w:rPr>
-        <w:t>Tell me about a specific conflict or bottleneck you experienced when collaborating with a company team. What specific software feature would have prevented that?</w:t>
-      </w:r>
+        <w:spacing w:after="0" w:line="240" w:lineRule="auto"/>
+        <w:rPr>
+          <w:rFonts w:ascii="Times New Roman" w:eastAsia="Times New Roman" w:hAnsi="Times New Roman" w:cs="Times New Roman"/>
+          <w:sz w:val="24"/>
+          <w:szCs w:val="24"/>
+        </w:rPr>
+      </w:pPr>
+      <w:r>
+        <w:rPr>
+          <w:rFonts w:ascii="Times New Roman" w:eastAsia="Times New Roman" w:hAnsi="Times New Roman" w:cs="Times New Roman"/>
+          <w:sz w:val="24"/>
+          <w:szCs w:val="24"/>
+        </w:rPr>
+        <w:t>Tell me about a specific bottleneck you</w:t>
+      </w:r>
+      <w:r>
+        <w:rPr>
+          <w:rFonts w:ascii="Times New Roman" w:eastAsia="Times New Roman" w:hAnsi="Times New Roman" w:cs="Times New Roman"/>
+          <w:sz w:val="24"/>
+          <w:szCs w:val="24"/>
+        </w:rPr>
+        <w:t>’ve</w:t>
+      </w:r>
+      <w:r>
+        <w:rPr>
+          <w:rFonts w:ascii="Times New Roman" w:eastAsia="Times New Roman" w:hAnsi="Times New Roman" w:cs="Times New Roman"/>
+          <w:sz w:val="24"/>
+          <w:szCs w:val="24"/>
+        </w:rPr>
+        <w:t xml:space="preserve"> experienced when collaborating with </w:t>
+      </w:r>
+      <w:r>
+        <w:rPr>
+          <w:rFonts w:ascii="Times New Roman" w:eastAsia="Times New Roman" w:hAnsi="Times New Roman" w:cs="Times New Roman"/>
+          <w:sz w:val="24"/>
+          <w:szCs w:val="24"/>
+        </w:rPr>
+        <w:t>teams from</w:t>
+      </w:r>
+      <w:r>
+        <w:rPr>
+          <w:rFonts w:ascii="Times New Roman" w:eastAsia="Times New Roman" w:hAnsi="Times New Roman" w:cs="Times New Roman"/>
+          <w:sz w:val="24"/>
+          <w:szCs w:val="24"/>
+        </w:rPr>
+        <w:t xml:space="preserve"> </w:t>
+      </w:r>
+      <w:r>
+        <w:rPr>
+          <w:rFonts w:ascii="Times New Roman" w:eastAsia="Times New Roman" w:hAnsi="Times New Roman" w:cs="Times New Roman"/>
+          <w:sz w:val="24"/>
+          <w:szCs w:val="24"/>
+        </w:rPr>
+        <w:t xml:space="preserve">a single </w:t>
+      </w:r>
+      <w:r>
+        <w:rPr>
+          <w:rFonts w:ascii="Times New Roman" w:eastAsia="Times New Roman" w:hAnsi="Times New Roman" w:cs="Times New Roman"/>
+          <w:sz w:val="24"/>
+          <w:szCs w:val="24"/>
+        </w:rPr>
+        <w:t>company.</w:t>
+      </w:r>
+      <w:r>
+        <w:rPr>
+          <w:rFonts w:ascii="Times New Roman" w:eastAsia="Times New Roman" w:hAnsi="Times New Roman" w:cs="Times New Roman"/>
+          <w:sz w:val="24"/>
+          <w:szCs w:val="24"/>
+        </w:rPr>
+        <w:t xml:space="preserve"> What could be a solution to that bottleneck and how would seem if it were a software feature</w:t>
+      </w:r>
+      <w:r>
+        <w:rPr>
+          <w:rFonts w:ascii="Times New Roman" w:eastAsia="Times New Roman" w:hAnsi="Times New Roman" w:cs="Times New Roman"/>
+          <w:sz w:val="24"/>
+          <w:szCs w:val="24"/>
+        </w:rPr>
+        <w:t>?</w:t>
+      </w:r>
+    </w:p>
+    <w:p>
+      <w:pPr>
+        <w:spacing w:after="0" w:line="240" w:lineRule="auto"/>
+        <w:rPr>
+          <w:rFonts w:ascii="Times New Roman" w:eastAsia="Times New Roman" w:hAnsi="Times New Roman" w:cs="Times New Roman"/>
+          <w:sz w:val="24"/>
+          <w:szCs w:val="24"/>
+        </w:rPr>
+      </w:pPr>
     </w:p>
     <w:p>
       <w:pPr>
@@ -119,20 +328,38 @@
           <w:ilvl w:val="0"/>
           <w:numId w:val="1"/>
         </w:numPr>
-        <w:spacing w:before="100" w:beforeAutospacing="1" w:after="100" w:afterAutospacing="1" w:line="240" w:lineRule="auto"/>
-        <w:rPr>
-          <w:rFonts w:ascii="Times New Roman" w:eastAsia="Times New Roman" w:hAnsi="Times New Roman" w:cs="Times New Roman"/>
-          <w:sz w:val="24"/>
-          <w:szCs w:val="24"/>
-        </w:rPr>
-      </w:pPr>
-      <w:r>
-        <w:rPr>
-          <w:rFonts w:ascii="Times New Roman" w:eastAsia="Times New Roman" w:hAnsi="Times New Roman" w:cs="Times New Roman"/>
-          <w:sz w:val="24"/>
-          <w:szCs w:val="24"/>
-        </w:rPr>
-        <w:t xml:space="preserve">When it comes to the software tools that you’ve used in your work, what functionalities have you found effective and which features have you found the most annoying to work with? </w:t>
+        <w:spacing w:after="0" w:line="240" w:lineRule="auto"/>
+        <w:rPr>
+          <w:rFonts w:ascii="Times New Roman" w:eastAsia="Times New Roman" w:hAnsi="Times New Roman" w:cs="Times New Roman"/>
+          <w:sz w:val="24"/>
+          <w:szCs w:val="24"/>
+        </w:rPr>
+      </w:pPr>
+      <w:r>
+        <w:rPr>
+          <w:rFonts w:ascii="Times New Roman" w:eastAsia="Times New Roman" w:hAnsi="Times New Roman" w:cs="Times New Roman"/>
+          <w:sz w:val="24"/>
+          <w:szCs w:val="24"/>
+        </w:rPr>
+        <w:t>When it comes to the software tools that you’ve used in your work, what functionalities have you found effective and which features have you found the most annoying to work with?</w:t>
+      </w:r>
+    </w:p>
+    <w:p>
+      <w:pPr>
+        <w:spacing w:after="0" w:line="240" w:lineRule="auto"/>
+        <w:rPr>
+          <w:rFonts w:ascii="Times New Roman" w:eastAsia="Times New Roman" w:hAnsi="Times New Roman" w:cs="Times New Roman"/>
+          <w:sz w:val="24"/>
+          <w:szCs w:val="24"/>
+        </w:rPr>
+      </w:pPr>
+      <w:r>
+        <w:rPr>
+          <w:rFonts w:ascii="Times New Roman" w:eastAsia="Times New Roman" w:hAnsi="Times New Roman" w:cs="Times New Roman"/>
+          <w:sz w:val="24"/>
+          <w:szCs w:val="24"/>
+        </w:rPr>
+        <w:t xml:space="preserve"> </w:t>
       </w:r>
     </w:p>
     <w:p>
@@ -141,7 +368,7 @@
           <w:ilvl w:val="0"/>
           <w:numId w:val="1"/>
         </w:numPr>
-        <w:spacing w:before="100" w:beforeAutospacing="1" w:after="100" w:afterAutospacing="1" w:line="240" w:lineRule="auto"/>
+        <w:spacing w:after="0" w:line="240" w:lineRule="auto"/>
         <w:rPr>
           <w:rFonts w:ascii="Times New Roman" w:eastAsia="Times New Roman" w:hAnsi="Times New Roman" w:cs="Times New Roman"/>
           <w:sz w:val="24"/>
@@ -156,6 +383,16 @@
         </w:rPr>
         <w:t xml:space="preserve">Would automated work logs, progress updates, and timeline navigation be useful or annoying? What would make those features frustrating to deal with if not properly implemented? </w:t>
       </w:r>
+    </w:p>
+    <w:p>
+      <w:pPr>
+        <w:spacing w:after="0" w:line="240" w:lineRule="auto"/>
+        <w:rPr>
+          <w:rFonts w:ascii="Times New Roman" w:eastAsia="Times New Roman" w:hAnsi="Times New Roman" w:cs="Times New Roman"/>
+          <w:sz w:val="24"/>
+          <w:szCs w:val="24"/>
+        </w:rPr>
+      </w:pPr>
     </w:p>
     <w:p>
       <w:pPr>
@@ -163,25 +400,52 @@
           <w:ilvl w:val="0"/>
           <w:numId w:val="1"/>
         </w:numPr>
-        <w:spacing w:before="100" w:beforeAutospacing="1" w:after="100" w:afterAutospacing="1" w:line="240" w:lineRule="auto"/>
-        <w:rPr>
-          <w:rFonts w:ascii="Times New Roman" w:eastAsia="Times New Roman" w:hAnsi="Times New Roman" w:cs="Times New Roman"/>
-          <w:sz w:val="24"/>
-          <w:szCs w:val="24"/>
-        </w:rPr>
-      </w:pPr>
-      <w:r>
-        <w:rPr>
-          <w:rFonts w:ascii="Times New Roman" w:eastAsia="Times New Roman" w:hAnsi="Times New Roman" w:cs="Times New Roman"/>
-          <w:sz w:val="24"/>
-          <w:szCs w:val="24"/>
-        </w:rPr>
-        <w:t>When a client hands off a project to you, what information is usually missing, and what format (chat, document, task board) do you prefer they use to deliver it?</w:t>
-      </w:r>
-    </w:p>
-    <w:p>
-      <w:pPr>
-        <w:spacing w:before="100" w:beforeAutospacing="1" w:after="100" w:afterAutospacing="1" w:line="240" w:lineRule="auto"/>
+        <w:spacing w:after="0" w:line="240" w:lineRule="auto"/>
+        <w:rPr>
+          <w:rFonts w:ascii="Times New Roman" w:eastAsia="Times New Roman" w:hAnsi="Times New Roman" w:cs="Times New Roman"/>
+          <w:sz w:val="24"/>
+          <w:szCs w:val="24"/>
+        </w:rPr>
+      </w:pPr>
+      <w:r>
+        <w:rPr>
+          <w:rFonts w:ascii="Times New Roman" w:eastAsia="Times New Roman" w:hAnsi="Times New Roman" w:cs="Times New Roman"/>
+          <w:sz w:val="24"/>
+          <w:szCs w:val="24"/>
+        </w:rPr>
+        <w:t>When a client</w:t>
+      </w:r>
+      <w:r>
+        <w:rPr>
+          <w:rFonts w:ascii="Times New Roman" w:eastAsia="Times New Roman" w:hAnsi="Times New Roman" w:cs="Times New Roman"/>
+          <w:sz w:val="24"/>
+          <w:szCs w:val="24"/>
+        </w:rPr>
+        <w:t>,</w:t>
+      </w:r>
+      <w:r>
+        <w:rPr>
+          <w:rFonts w:ascii="Times New Roman" w:eastAsia="Times New Roman" w:hAnsi="Times New Roman" w:cs="Times New Roman"/>
+          <w:sz w:val="24"/>
+          <w:szCs w:val="24"/>
+        </w:rPr>
+        <w:t xml:space="preserve"> hands off a project to you, what information is usually missing, and what format (chat, document, task board) do you prefer they use to deliver it?</w:t>
+      </w:r>
+    </w:p>
+    <w:p>
+      <w:pPr>
+        <w:spacing w:after="0" w:line="240" w:lineRule="auto"/>
+        <w:ind w:left="720"/>
+        <w:rPr>
+          <w:rFonts w:ascii="Times New Roman" w:eastAsia="Times New Roman" w:hAnsi="Times New Roman" w:cs="Times New Roman"/>
+          <w:sz w:val="24"/>
+          <w:szCs w:val="24"/>
+        </w:rPr>
+      </w:pPr>
+    </w:p>
+    <w:p>
+      <w:pPr>
+        <w:spacing w:after="0" w:line="240" w:lineRule="auto"/>
         <w:outlineLvl w:val="2"/>
         <w:rPr>
           <w:rFonts w:ascii="Times New Roman" w:eastAsia="Times New Roman" w:hAnsi="Times New Roman" w:cs="Times New Roman"/>
@@ -204,25 +468,57 @@
     </w:p>
     <w:p>
       <w:pPr>
+        <w:spacing w:after="0" w:line="240" w:lineRule="auto"/>
+        <w:outlineLvl w:val="2"/>
+        <w:rPr>
+          <w:rFonts w:ascii="Times New Roman" w:eastAsia="Times New Roman" w:hAnsi="Times New Roman" w:cs="Times New Roman"/>
+          <w:b/>
+          <w:bCs/>
+          <w:sz w:val="27"/>
+          <w:szCs w:val="27"/>
+        </w:rPr>
+      </w:pPr>
+    </w:p>
+    <w:p>
+      <w:pPr>
         <w:numPr>
           <w:ilvl w:val="0"/>
           <w:numId w:val="2"/>
         </w:numPr>
-        <w:spacing w:before="100" w:beforeAutospacing="1" w:after="100" w:afterAutospacing="1" w:line="240" w:lineRule="auto"/>
-        <w:rPr>
-          <w:rFonts w:ascii="Times New Roman" w:eastAsia="Times New Roman" w:hAnsi="Times New Roman" w:cs="Times New Roman"/>
-          <w:sz w:val="24"/>
-          <w:szCs w:val="24"/>
-        </w:rPr>
-      </w:pPr>
-      <w:r>
-        <w:rPr>
-          <w:rFonts w:ascii="Times New Roman" w:eastAsia="Times New Roman" w:hAnsi="Times New Roman" w:cs="Times New Roman"/>
-          <w:sz w:val="24"/>
-          <w:szCs w:val="24"/>
-        </w:rPr>
-        <w:t xml:space="preserve">How do you stay on top of tasks and track work progress and deadlines? </w:t>
-      </w:r>
+        <w:spacing w:after="0" w:line="240" w:lineRule="auto"/>
+        <w:rPr>
+          <w:rFonts w:ascii="Times New Roman" w:eastAsia="Times New Roman" w:hAnsi="Times New Roman" w:cs="Times New Roman"/>
+          <w:sz w:val="24"/>
+          <w:szCs w:val="24"/>
+        </w:rPr>
+      </w:pPr>
+      <w:r>
+        <w:rPr>
+          <w:rFonts w:ascii="Times New Roman" w:eastAsia="Times New Roman" w:hAnsi="Times New Roman" w:cs="Times New Roman"/>
+          <w:sz w:val="24"/>
+          <w:szCs w:val="24"/>
+        </w:rPr>
+        <w:t xml:space="preserve">Navigating through project progress and deadlines must be difficult to maintain, despite that how have managed so far </w:t>
+      </w:r>
+      <w:r>
+        <w:rPr>
+          <w:rFonts w:ascii="Times New Roman" w:eastAsia="Times New Roman" w:hAnsi="Times New Roman" w:cs="Times New Roman"/>
+          <w:sz w:val="24"/>
+          <w:szCs w:val="24"/>
+        </w:rPr>
+        <w:t>as and individual part of a larger team?</w:t>
+      </w:r>
+    </w:p>
+    <w:p>
+      <w:pPr>
+        <w:spacing w:after="0" w:line="240" w:lineRule="auto"/>
+        <w:ind w:left="720"/>
+        <w:rPr>
+          <w:rFonts w:ascii="Times New Roman" w:eastAsia="Times New Roman" w:hAnsi="Times New Roman" w:cs="Times New Roman"/>
+          <w:sz w:val="24"/>
+          <w:szCs w:val="24"/>
+        </w:rPr>
+      </w:pPr>
     </w:p>
     <w:p>
       <w:pPr>
@@ -230,21 +526,31 @@
           <w:ilvl w:val="0"/>
           <w:numId w:val="2"/>
         </w:numPr>
-        <w:spacing w:before="100" w:beforeAutospacing="1" w:after="100" w:afterAutospacing="1" w:line="240" w:lineRule="auto"/>
-        <w:rPr>
-          <w:rFonts w:ascii="Times New Roman" w:eastAsia="Times New Roman" w:hAnsi="Times New Roman" w:cs="Times New Roman"/>
-          <w:sz w:val="24"/>
-          <w:szCs w:val="24"/>
-        </w:rPr>
-      </w:pPr>
-      <w:r>
-        <w:rPr>
-          <w:rFonts w:ascii="Times New Roman" w:eastAsia="Times New Roman" w:hAnsi="Times New Roman" w:cs="Times New Roman"/>
-          <w:sz w:val="24"/>
-          <w:szCs w:val="24"/>
-        </w:rPr>
-        <w:t xml:space="preserve">How do you share progress reports with your project leader or share issues with your colleagues? How frequently would you like to be updated on your team? </w:t>
-      </w:r>
+        <w:spacing w:after="0" w:line="240" w:lineRule="auto"/>
+        <w:rPr>
+          <w:rFonts w:ascii="Times New Roman" w:eastAsia="Times New Roman" w:hAnsi="Times New Roman" w:cs="Times New Roman"/>
+          <w:sz w:val="24"/>
+          <w:szCs w:val="24"/>
+        </w:rPr>
+      </w:pPr>
+      <w:r>
+        <w:rPr>
+          <w:rFonts w:ascii="Times New Roman" w:eastAsia="Times New Roman" w:hAnsi="Times New Roman" w:cs="Times New Roman"/>
+          <w:sz w:val="24"/>
+          <w:szCs w:val="24"/>
+        </w:rPr>
+        <w:t>How often do you find the need to update the team about ongoing issues or progress and in what way do you usually inform them on these updates?</w:t>
+      </w:r>
+    </w:p>
+    <w:p>
+      <w:pPr>
+        <w:spacing w:after="0" w:line="240" w:lineRule="auto"/>
+        <w:rPr>
+          <w:rFonts w:ascii="Times New Roman" w:eastAsia="Times New Roman" w:hAnsi="Times New Roman" w:cs="Times New Roman"/>
+          <w:sz w:val="24"/>
+          <w:szCs w:val="24"/>
+        </w:rPr>
+      </w:pPr>
     </w:p>
     <w:p>
       <w:pPr>
@@ -252,7 +558,7 @@
           <w:ilvl w:val="0"/>
           <w:numId w:val="2"/>
         </w:numPr>
-        <w:spacing w:before="100" w:beforeAutospacing="1" w:after="100" w:afterAutospacing="1" w:line="240" w:lineRule="auto"/>
+        <w:spacing w:after="0" w:line="240" w:lineRule="auto"/>
         <w:rPr>
           <w:rFonts w:ascii="Times New Roman" w:eastAsia="Times New Roman" w:hAnsi="Times New Roman" w:cs="Times New Roman"/>
           <w:sz w:val="24"/>
@@ -267,6 +573,16 @@
         </w:rPr>
         <w:t xml:space="preserve">What current practices do you have regarding accessing project details and timelines from your position that you find frustrating? </w:t>
       </w:r>
+    </w:p>
+    <w:p>
+      <w:pPr>
+        <w:spacing w:after="0" w:line="240" w:lineRule="auto"/>
+        <w:rPr>
+          <w:rFonts w:ascii="Times New Roman" w:eastAsia="Times New Roman" w:hAnsi="Times New Roman" w:cs="Times New Roman"/>
+          <w:sz w:val="24"/>
+          <w:szCs w:val="24"/>
+        </w:rPr>
+      </w:pPr>
     </w:p>
     <w:p>
       <w:pPr>
@@ -274,25 +590,35 @@
           <w:ilvl w:val="0"/>
           <w:numId w:val="2"/>
         </w:numPr>
-        <w:spacing w:before="100" w:beforeAutospacing="1" w:after="100" w:afterAutospacing="1" w:line="240" w:lineRule="auto"/>
-        <w:rPr>
-          <w:rFonts w:ascii="Times New Roman" w:eastAsia="Times New Roman" w:hAnsi="Times New Roman" w:cs="Times New Roman"/>
-          <w:sz w:val="24"/>
-          <w:szCs w:val="24"/>
-        </w:rPr>
-      </w:pPr>
-      <w:r>
-        <w:rPr>
-          <w:rFonts w:ascii="Times New Roman" w:eastAsia="Times New Roman" w:hAnsi="Times New Roman" w:cs="Times New Roman"/>
-          <w:sz w:val="24"/>
-          <w:szCs w:val="24"/>
-        </w:rPr>
-        <w:t>If a system automatically logged your work hours and project milestones, what specific data would you want it to show your manager, and what data would you want to keep private?</w:t>
-      </w:r>
-    </w:p>
-    <w:p>
-      <w:pPr>
-        <w:spacing w:before="100" w:beforeAutospacing="1" w:after="100" w:afterAutospacing="1" w:line="240" w:lineRule="auto"/>
+        <w:spacing w:after="0" w:line="240" w:lineRule="auto"/>
+        <w:rPr>
+          <w:rFonts w:ascii="Times New Roman" w:eastAsia="Times New Roman" w:hAnsi="Times New Roman" w:cs="Times New Roman"/>
+          <w:sz w:val="24"/>
+          <w:szCs w:val="24"/>
+        </w:rPr>
+      </w:pPr>
+      <w:r>
+        <w:rPr>
+          <w:rFonts w:ascii="Times New Roman" w:eastAsia="Times New Roman" w:hAnsi="Times New Roman" w:cs="Times New Roman"/>
+          <w:sz w:val="24"/>
+          <w:szCs w:val="24"/>
+        </w:rPr>
+        <w:t>What kind of data would you find useful in an automated system that tracked your work hours, project milestone and progress? Examples of garbage data would also be helpful.</w:t>
+      </w:r>
+    </w:p>
+    <w:p>
+      <w:pPr>
+        <w:spacing w:after="0" w:line="240" w:lineRule="auto"/>
+        <w:rPr>
+          <w:rFonts w:ascii="Times New Roman" w:eastAsia="Times New Roman" w:hAnsi="Times New Roman" w:cs="Times New Roman"/>
+          <w:sz w:val="24"/>
+          <w:szCs w:val="24"/>
+        </w:rPr>
+      </w:pPr>
+    </w:p>
+    <w:p>
+      <w:pPr>
+        <w:spacing w:after="0" w:line="240" w:lineRule="auto"/>
         <w:outlineLvl w:val="2"/>
         <w:rPr>
           <w:rFonts w:ascii="Times New Roman" w:eastAsia="Times New Roman" w:hAnsi="Times New Roman" w:cs="Times New Roman"/>
@@ -315,24 +641,64 @@
     </w:p>
     <w:p>
       <w:pPr>
+        <w:spacing w:after="0" w:line="240" w:lineRule="auto"/>
+        <w:outlineLvl w:val="2"/>
+        <w:rPr>
+          <w:rFonts w:ascii="Times New Roman" w:eastAsia="Times New Roman" w:hAnsi="Times New Roman" w:cs="Times New Roman"/>
+          <w:b/>
+          <w:bCs/>
+          <w:sz w:val="27"/>
+          <w:szCs w:val="27"/>
+        </w:rPr>
+      </w:pPr>
+    </w:p>
+    <w:p>
+      <w:pPr>
         <w:numPr>
           <w:ilvl w:val="0"/>
           <w:numId w:val="3"/>
         </w:numPr>
-        <w:spacing w:before="100" w:beforeAutospacing="1" w:after="100" w:afterAutospacing="1" w:line="240" w:lineRule="auto"/>
-        <w:rPr>
-          <w:rFonts w:ascii="Times New Roman" w:eastAsia="Times New Roman" w:hAnsi="Times New Roman" w:cs="Times New Roman"/>
-          <w:sz w:val="24"/>
-          <w:szCs w:val="24"/>
-        </w:rPr>
-      </w:pPr>
-      <w:r>
-        <w:rPr>
-          <w:rFonts w:ascii="Times New Roman" w:eastAsia="Times New Roman" w:hAnsi="Times New Roman" w:cs="Times New Roman"/>
-          <w:sz w:val="24"/>
-          <w:szCs w:val="24"/>
-        </w:rPr>
-        <w:t xml:space="preserve">How do you handle task handoffs, and how do your engineers take on their specific tasks? </w:t>
+        <w:spacing w:after="0" w:line="240" w:lineRule="auto"/>
+        <w:rPr>
+          <w:rFonts w:ascii="Times New Roman" w:eastAsia="Times New Roman" w:hAnsi="Times New Roman" w:cs="Times New Roman"/>
+          <w:sz w:val="24"/>
+          <w:szCs w:val="24"/>
+        </w:rPr>
+      </w:pPr>
+      <w:r>
+        <w:rPr>
+          <w:rFonts w:ascii="Times New Roman" w:eastAsia="Times New Roman" w:hAnsi="Times New Roman" w:cs="Times New Roman"/>
+          <w:sz w:val="24"/>
+          <w:szCs w:val="24"/>
+        </w:rPr>
+        <w:t>When dividing work, what steps do you take to ensure that your engineers have well understood the tasks they have to undertake</w:t>
+      </w:r>
+      <w:r>
+        <w:rPr>
+          <w:rFonts w:ascii="Times New Roman" w:eastAsia="Times New Roman" w:hAnsi="Times New Roman" w:cs="Times New Roman"/>
+          <w:sz w:val="24"/>
+          <w:szCs w:val="24"/>
+        </w:rPr>
+        <w:t>?</w:t>
+      </w:r>
+    </w:p>
+    <w:p>
+      <w:pPr>
+        <w:spacing w:after="0" w:line="240" w:lineRule="auto"/>
+        <w:ind w:left="720"/>
+        <w:rPr>
+          <w:rFonts w:ascii="Times New Roman" w:eastAsia="Times New Roman" w:hAnsi="Times New Roman" w:cs="Times New Roman"/>
+          <w:sz w:val="24"/>
+          <w:szCs w:val="24"/>
+        </w:rPr>
+      </w:pPr>
+      <w:r>
+        <w:rPr>
+          <w:rFonts w:ascii="Times New Roman" w:eastAsia="Times New Roman" w:hAnsi="Times New Roman" w:cs="Times New Roman"/>
+          <w:sz w:val="24"/>
+          <w:szCs w:val="24"/>
+        </w:rPr>
+        <w:t xml:space="preserve"> </w:t>
       </w:r>
     </w:p>
     <w:p>
@@ -341,19 +707,20 @@
           <w:ilvl w:val="0"/>
           <w:numId w:val="3"/>
         </w:numPr>
-        <w:spacing w:before="100" w:beforeAutospacing="1" w:after="100" w:afterAutospacing="1" w:line="240" w:lineRule="auto"/>
-        <w:rPr>
-          <w:rFonts w:ascii="Times New Roman" w:eastAsia="Times New Roman" w:hAnsi="Times New Roman" w:cs="Times New Roman"/>
-          <w:sz w:val="24"/>
-          <w:szCs w:val="24"/>
-        </w:rPr>
-      </w:pPr>
-      <w:r>
-        <w:rPr>
-          <w:rFonts w:ascii="Times New Roman" w:eastAsia="Times New Roman" w:hAnsi="Times New Roman" w:cs="Times New Roman"/>
-          <w:sz w:val="24"/>
-          <w:szCs w:val="24"/>
-        </w:rPr>
+        <w:spacing w:after="0" w:line="240" w:lineRule="auto"/>
+        <w:rPr>
+          <w:rFonts w:ascii="Times New Roman" w:eastAsia="Times New Roman" w:hAnsi="Times New Roman" w:cs="Times New Roman"/>
+          <w:sz w:val="24"/>
+          <w:szCs w:val="24"/>
+        </w:rPr>
+      </w:pPr>
+      <w:r>
+        <w:rPr>
+          <w:rFonts w:ascii="Times New Roman" w:eastAsia="Times New Roman" w:hAnsi="Times New Roman" w:cs="Times New Roman"/>
+          <w:sz w:val="24"/>
+          <w:szCs w:val="24"/>
+        </w:rPr>
+        <w:lastRenderedPageBreak/>
         <w:t xml:space="preserve">What causes communication breakdowns among your team? How have you mitigated this so far, and how would a software fix this issue? </w:t>
       </w:r>
     </w:p>
@@ -363,7 +730,7 @@
           <w:ilvl w:val="0"/>
           <w:numId w:val="3"/>
         </w:numPr>
-        <w:spacing w:before="100" w:beforeAutospacing="1" w:after="100" w:afterAutospacing="1" w:line="240" w:lineRule="auto"/>
+        <w:spacing w:after="0" w:line="240" w:lineRule="auto"/>
         <w:rPr>
           <w:rFonts w:ascii="Times New Roman" w:eastAsia="Times New Roman" w:hAnsi="Times New Roman" w:cs="Times New Roman"/>
           <w:sz w:val="24"/>
@@ -378,6 +745,17 @@
         </w:rPr>
         <w:t xml:space="preserve">What communication tools do you use, and which among them has had a greater effect in supervising and overseeing your engineers and contract workers? </w:t>
       </w:r>
+    </w:p>
+    <w:p>
+      <w:pPr>
+        <w:spacing w:after="0" w:line="240" w:lineRule="auto"/>
+        <w:ind w:left="720"/>
+        <w:rPr>
+          <w:rFonts w:ascii="Times New Roman" w:eastAsia="Times New Roman" w:hAnsi="Times New Roman" w:cs="Times New Roman"/>
+          <w:sz w:val="24"/>
+          <w:szCs w:val="24"/>
+        </w:rPr>
+      </w:pPr>
     </w:p>
     <w:p>
       <w:pPr>
@@ -385,20 +763,38 @@
           <w:ilvl w:val="0"/>
           <w:numId w:val="3"/>
         </w:numPr>
-        <w:spacing w:before="100" w:beforeAutospacing="1" w:after="100" w:afterAutospacing="1" w:line="240" w:lineRule="auto"/>
-        <w:rPr>
-          <w:rFonts w:ascii="Times New Roman" w:eastAsia="Times New Roman" w:hAnsi="Times New Roman" w:cs="Times New Roman"/>
-          <w:sz w:val="24"/>
-          <w:szCs w:val="24"/>
-        </w:rPr>
-      </w:pPr>
-      <w:r>
-        <w:rPr>
-          <w:rFonts w:ascii="Times New Roman" w:eastAsia="Times New Roman" w:hAnsi="Times New Roman" w:cs="Times New Roman"/>
-          <w:sz w:val="24"/>
-          <w:szCs w:val="24"/>
-        </w:rPr>
-        <w:t xml:space="preserve">Do you think accessibility to project deadlines, details, work division, and contributors/associates to the project is a form of security risk? If so, how much visibility will you allow for your engineers and contract workers? </w:t>
+        <w:spacing w:after="0" w:line="240" w:lineRule="auto"/>
+        <w:rPr>
+          <w:rFonts w:ascii="Times New Roman" w:eastAsia="Times New Roman" w:hAnsi="Times New Roman" w:cs="Times New Roman"/>
+          <w:sz w:val="24"/>
+          <w:szCs w:val="24"/>
+        </w:rPr>
+      </w:pPr>
+      <w:r>
+        <w:rPr>
+          <w:rFonts w:ascii="Times New Roman" w:eastAsia="Times New Roman" w:hAnsi="Times New Roman" w:cs="Times New Roman"/>
+          <w:sz w:val="24"/>
+          <w:szCs w:val="24"/>
+        </w:rPr>
+        <w:t>Do you think accessibility to project deadlines, details, work division, and contributors/associates to the project is a form of security risk? If so, how much visibility will you allow for your engineers and contract workers?</w:t>
+      </w:r>
+    </w:p>
+    <w:p>
+      <w:pPr>
+        <w:spacing w:after="0" w:line="240" w:lineRule="auto"/>
+        <w:rPr>
+          <w:rFonts w:ascii="Times New Roman" w:eastAsia="Times New Roman" w:hAnsi="Times New Roman" w:cs="Times New Roman"/>
+          <w:sz w:val="24"/>
+          <w:szCs w:val="24"/>
+        </w:rPr>
+      </w:pPr>
+      <w:r>
+        <w:rPr>
+          <w:rFonts w:ascii="Times New Roman" w:eastAsia="Times New Roman" w:hAnsi="Times New Roman" w:cs="Times New Roman"/>
+          <w:sz w:val="24"/>
+          <w:szCs w:val="24"/>
+        </w:rPr>
+        <w:t xml:space="preserve"> </w:t>
       </w:r>
     </w:p>
     <w:p>
@@ -407,7 +803,7 @@
           <w:ilvl w:val="0"/>
           <w:numId w:val="3"/>
         </w:numPr>
-        <w:spacing w:before="100" w:beforeAutospacing="1" w:after="100" w:afterAutospacing="1" w:line="240" w:lineRule="auto"/>
+        <w:spacing w:after="0" w:line="240" w:lineRule="auto"/>
         <w:rPr>
           <w:rFonts w:ascii="Times New Roman" w:eastAsia="Times New Roman" w:hAnsi="Times New Roman" w:cs="Times New Roman"/>
           <w:sz w:val="24"/>
@@ -422,6 +818,16 @@
         </w:rPr>
         <w:t xml:space="preserve">From your perspective, how much of an impact would such security scrutiny have on the efficiency of communication and thus the overall project? </w:t>
       </w:r>
+    </w:p>
+    <w:p>
+      <w:pPr>
+        <w:spacing w:after="0" w:line="240" w:lineRule="auto"/>
+        <w:rPr>
+          <w:rFonts w:ascii="Times New Roman" w:eastAsia="Times New Roman" w:hAnsi="Times New Roman" w:cs="Times New Roman"/>
+          <w:sz w:val="24"/>
+          <w:szCs w:val="24"/>
+        </w:rPr>
+      </w:pPr>
     </w:p>
     <w:p>
       <w:pPr>
@@ -429,7 +835,7 @@
           <w:ilvl w:val="0"/>
           <w:numId w:val="3"/>
         </w:numPr>
-        <w:spacing w:before="100" w:beforeAutospacing="1" w:after="100" w:afterAutospacing="1" w:line="240" w:lineRule="auto"/>
+        <w:spacing w:after="0" w:line="240" w:lineRule="auto"/>
         <w:rPr>
           <w:rFonts w:ascii="Times New Roman" w:eastAsia="Times New Roman" w:hAnsi="Times New Roman" w:cs="Times New Roman"/>
           <w:sz w:val="24"/>
@@ -447,7 +853,17 @@
     </w:p>
     <w:p>
       <w:pPr>
-        <w:spacing w:before="100" w:beforeAutospacing="1" w:after="100" w:afterAutospacing="1" w:line="240" w:lineRule="auto"/>
+        <w:spacing w:after="0" w:line="240" w:lineRule="auto"/>
+        <w:rPr>
+          <w:rFonts w:ascii="Times New Roman" w:eastAsia="Times New Roman" w:hAnsi="Times New Roman" w:cs="Times New Roman"/>
+          <w:sz w:val="24"/>
+          <w:szCs w:val="24"/>
+        </w:rPr>
+      </w:pPr>
+    </w:p>
+    <w:p>
+      <w:pPr>
+        <w:spacing w:after="0" w:line="240" w:lineRule="auto"/>
         <w:outlineLvl w:val="2"/>
         <w:rPr>
           <w:rFonts w:ascii="Times New Roman" w:eastAsia="Times New Roman" w:hAnsi="Times New Roman" w:cs="Times New Roman"/>
@@ -465,9 +881,21 @@
           <w:sz w:val="27"/>
           <w:szCs w:val="27"/>
         </w:rPr>
-        <w:lastRenderedPageBreak/>
         <w:t>Executives, Founders &amp; Agency Owners</w:t>
       </w:r>
+    </w:p>
+    <w:p>
+      <w:pPr>
+        <w:spacing w:after="0" w:line="240" w:lineRule="auto"/>
+        <w:outlineLvl w:val="2"/>
+        <w:rPr>
+          <w:rFonts w:ascii="Times New Roman" w:eastAsia="Times New Roman" w:hAnsi="Times New Roman" w:cs="Times New Roman"/>
+          <w:b/>
+          <w:bCs/>
+          <w:sz w:val="27"/>
+          <w:szCs w:val="27"/>
+        </w:rPr>
+      </w:pPr>
     </w:p>
     <w:p>
       <w:pPr>
@@ -475,20 +903,39 @@
           <w:ilvl w:val="0"/>
           <w:numId w:val="4"/>
         </w:numPr>
-        <w:spacing w:before="100" w:beforeAutospacing="1" w:after="100" w:afterAutospacing="1" w:line="240" w:lineRule="auto"/>
-        <w:rPr>
-          <w:rFonts w:ascii="Times New Roman" w:eastAsia="Times New Roman" w:hAnsi="Times New Roman" w:cs="Times New Roman"/>
-          <w:sz w:val="24"/>
-          <w:szCs w:val="24"/>
-        </w:rPr>
-      </w:pPr>
-      <w:r>
-        <w:rPr>
-          <w:rFonts w:ascii="Times New Roman" w:eastAsia="Times New Roman" w:hAnsi="Times New Roman" w:cs="Times New Roman"/>
-          <w:sz w:val="24"/>
-          <w:szCs w:val="24"/>
-        </w:rPr>
-        <w:t xml:space="preserve">How do you maintain a clear and effective work distribution among your workers/project contributors and project leads? </w:t>
+        <w:spacing w:after="0" w:line="240" w:lineRule="auto"/>
+        <w:rPr>
+          <w:rFonts w:ascii="Times New Roman" w:eastAsia="Times New Roman" w:hAnsi="Times New Roman" w:cs="Times New Roman"/>
+          <w:sz w:val="24"/>
+          <w:szCs w:val="24"/>
+        </w:rPr>
+      </w:pPr>
+      <w:r>
+        <w:rPr>
+          <w:rFonts w:ascii="Times New Roman" w:eastAsia="Times New Roman" w:hAnsi="Times New Roman" w:cs="Times New Roman"/>
+          <w:sz w:val="24"/>
+          <w:szCs w:val="24"/>
+        </w:rPr>
+        <w:t>How do you maintain a clear and effective work distribution among your workers/project contributors and project leads?</w:t>
+      </w:r>
+    </w:p>
+    <w:p>
+      <w:pPr>
+        <w:spacing w:after="0" w:line="240" w:lineRule="auto"/>
+        <w:ind w:left="360"/>
+        <w:rPr>
+          <w:rFonts w:ascii="Times New Roman" w:eastAsia="Times New Roman" w:hAnsi="Times New Roman" w:cs="Times New Roman"/>
+          <w:sz w:val="24"/>
+          <w:szCs w:val="24"/>
+        </w:rPr>
+      </w:pPr>
+      <w:r>
+        <w:rPr>
+          <w:rFonts w:ascii="Times New Roman" w:eastAsia="Times New Roman" w:hAnsi="Times New Roman" w:cs="Times New Roman"/>
+          <w:sz w:val="24"/>
+          <w:szCs w:val="24"/>
+        </w:rPr>
+        <w:t xml:space="preserve"> </w:t>
       </w:r>
     </w:p>
     <w:p>
@@ -497,21 +944,73 @@
           <w:ilvl w:val="0"/>
           <w:numId w:val="4"/>
         </w:numPr>
-        <w:spacing w:before="100" w:beforeAutospacing="1" w:after="100" w:afterAutospacing="1" w:line="240" w:lineRule="auto"/>
-        <w:rPr>
-          <w:rFonts w:ascii="Times New Roman" w:eastAsia="Times New Roman" w:hAnsi="Times New Roman" w:cs="Times New Roman"/>
-          <w:sz w:val="24"/>
-          <w:szCs w:val="24"/>
-        </w:rPr>
-      </w:pPr>
-      <w:r>
-        <w:rPr>
-          <w:rFonts w:ascii="Times New Roman" w:eastAsia="Times New Roman" w:hAnsi="Times New Roman" w:cs="Times New Roman"/>
-          <w:sz w:val="24"/>
-          <w:szCs w:val="24"/>
-        </w:rPr>
-        <w:t xml:space="preserve">When it comes to the communication of project details, plans, goals, and timelines, how do you make sure everyone is well informed and kept updated on any changes? If there are tools that help you in this, can you tell me more about them? </w:t>
-      </w:r>
+        <w:spacing w:after="0" w:line="240" w:lineRule="auto"/>
+        <w:rPr>
+          <w:rFonts w:ascii="Times New Roman" w:eastAsia="Times New Roman" w:hAnsi="Times New Roman" w:cs="Times New Roman"/>
+          <w:sz w:val="24"/>
+          <w:szCs w:val="24"/>
+        </w:rPr>
+      </w:pPr>
+      <w:r>
+        <w:rPr>
+          <w:rFonts w:ascii="Times New Roman" w:eastAsia="Times New Roman" w:hAnsi="Times New Roman" w:cs="Times New Roman"/>
+          <w:sz w:val="24"/>
+          <w:szCs w:val="24"/>
+        </w:rPr>
+        <w:t xml:space="preserve">When it comes to the communication of project details, plans, goals, and timelines, how do you make sure everyone is well informed and kept updated on any changes? </w:t>
+      </w:r>
+      <w:r>
+        <w:rPr>
+          <w:rFonts w:ascii="Times New Roman" w:eastAsia="Times New Roman" w:hAnsi="Times New Roman" w:cs="Times New Roman"/>
+          <w:sz w:val="24"/>
+          <w:szCs w:val="24"/>
+        </w:rPr>
+        <w:t xml:space="preserve">Has </w:t>
+      </w:r>
+      <w:r>
+        <w:rPr>
+          <w:rFonts w:ascii="Times New Roman" w:eastAsia="Times New Roman" w:hAnsi="Times New Roman" w:cs="Times New Roman"/>
+          <w:sz w:val="24"/>
+          <w:szCs w:val="24"/>
+        </w:rPr>
+        <w:t xml:space="preserve">there been </w:t>
+      </w:r>
+      <w:proofErr w:type="spellStart"/>
+      <w:r>
+        <w:rPr>
+          <w:rFonts w:ascii="Times New Roman" w:eastAsia="Times New Roman" w:hAnsi="Times New Roman" w:cs="Times New Roman"/>
+          <w:sz w:val="24"/>
+          <w:szCs w:val="24"/>
+        </w:rPr>
+        <w:t>softwares</w:t>
+      </w:r>
+      <w:proofErr w:type="spellEnd"/>
+      <w:r>
+        <w:rPr>
+          <w:rFonts w:ascii="Times New Roman" w:eastAsia="Times New Roman" w:hAnsi="Times New Roman" w:cs="Times New Roman"/>
+          <w:sz w:val="24"/>
+          <w:szCs w:val="24"/>
+        </w:rPr>
+        <w:t xml:space="preserve"> th</w:t>
+      </w:r>
+      <w:r>
+        <w:rPr>
+          <w:rFonts w:ascii="Times New Roman" w:eastAsia="Times New Roman" w:hAnsi="Times New Roman" w:cs="Times New Roman"/>
+          <w:sz w:val="24"/>
+          <w:szCs w:val="24"/>
+        </w:rPr>
+        <w:t>at allowed you better control in this matter?</w:t>
+      </w:r>
+    </w:p>
+    <w:p>
+      <w:pPr>
+        <w:spacing w:after="0" w:line="240" w:lineRule="auto"/>
+        <w:rPr>
+          <w:rFonts w:ascii="Times New Roman" w:eastAsia="Times New Roman" w:hAnsi="Times New Roman" w:cs="Times New Roman"/>
+          <w:sz w:val="24"/>
+          <w:szCs w:val="24"/>
+        </w:rPr>
+      </w:pPr>
     </w:p>
     <w:p>
       <w:pPr>
@@ -519,21 +1018,47 @@
           <w:ilvl w:val="0"/>
           <w:numId w:val="4"/>
         </w:numPr>
-        <w:spacing w:before="100" w:beforeAutospacing="1" w:after="100" w:afterAutospacing="1" w:line="240" w:lineRule="auto"/>
-        <w:rPr>
-          <w:rFonts w:ascii="Times New Roman" w:eastAsia="Times New Roman" w:hAnsi="Times New Roman" w:cs="Times New Roman"/>
-          <w:sz w:val="24"/>
-          <w:szCs w:val="24"/>
-        </w:rPr>
-      </w:pPr>
-      <w:r>
-        <w:rPr>
-          <w:rFonts w:ascii="Times New Roman" w:eastAsia="Times New Roman" w:hAnsi="Times New Roman" w:cs="Times New Roman"/>
-          <w:sz w:val="24"/>
-          <w:szCs w:val="24"/>
-        </w:rPr>
-        <w:t>In your position, what aspect of project management do you feel you have the least control over, and what steps do you currently take to regain that control?</w:t>
-      </w:r>
+        <w:spacing w:after="0" w:line="240" w:lineRule="auto"/>
+        <w:rPr>
+          <w:rFonts w:ascii="Times New Roman" w:eastAsia="Times New Roman" w:hAnsi="Times New Roman" w:cs="Times New Roman"/>
+          <w:sz w:val="24"/>
+          <w:szCs w:val="24"/>
+        </w:rPr>
+      </w:pPr>
+      <w:r>
+        <w:rPr>
+          <w:rFonts w:ascii="Times New Roman" w:eastAsia="Times New Roman" w:hAnsi="Times New Roman" w:cs="Times New Roman"/>
+          <w:sz w:val="24"/>
+          <w:szCs w:val="24"/>
+        </w:rPr>
+        <w:t>In your position, what aspect of project management do you feel you have the least control over,</w:t>
+      </w:r>
+      <w:r>
+        <w:rPr>
+          <w:rFonts w:ascii="Times New Roman" w:eastAsia="Times New Roman" w:hAnsi="Times New Roman" w:cs="Times New Roman"/>
+          <w:sz w:val="24"/>
+          <w:szCs w:val="24"/>
+        </w:rPr>
+        <w:t xml:space="preserve"> and how do you prevent it from negatively affecting your project</w:t>
+      </w:r>
+      <w:r>
+        <w:rPr>
+          <w:rFonts w:ascii="Times New Roman" w:eastAsia="Times New Roman" w:hAnsi="Times New Roman" w:cs="Times New Roman"/>
+          <w:sz w:val="24"/>
+          <w:szCs w:val="24"/>
+        </w:rPr>
+        <w:t>?</w:t>
+      </w:r>
+    </w:p>
+    <w:p>
+      <w:pPr>
+        <w:spacing w:after="0" w:line="240" w:lineRule="auto"/>
+        <w:rPr>
+          <w:rFonts w:ascii="Times New Roman" w:eastAsia="Times New Roman" w:hAnsi="Times New Roman" w:cs="Times New Roman"/>
+          <w:sz w:val="24"/>
+          <w:szCs w:val="24"/>
+        </w:rPr>
+      </w:pPr>
     </w:p>
     <w:p>
       <w:pPr>
@@ -541,21 +1066,55 @@
           <w:ilvl w:val="0"/>
           <w:numId w:val="4"/>
         </w:numPr>
-        <w:spacing w:before="100" w:beforeAutospacing="1" w:after="100" w:afterAutospacing="1" w:line="240" w:lineRule="auto"/>
-        <w:rPr>
-          <w:rFonts w:ascii="Times New Roman" w:eastAsia="Times New Roman" w:hAnsi="Times New Roman" w:cs="Times New Roman"/>
-          <w:sz w:val="24"/>
-          <w:szCs w:val="24"/>
-        </w:rPr>
-      </w:pPr>
-      <w:r>
-        <w:rPr>
-          <w:rFonts w:ascii="Times New Roman" w:eastAsia="Times New Roman" w:hAnsi="Times New Roman" w:cs="Times New Roman"/>
-          <w:sz w:val="24"/>
-          <w:szCs w:val="24"/>
-        </w:rPr>
-        <w:t>If you could replace your current management tools with one unified dashboard, what are the top three metrics or updates you would need to see on that screen every morning?</w:t>
-      </w:r>
+        <w:spacing w:after="0" w:line="240" w:lineRule="auto"/>
+        <w:rPr>
+          <w:rFonts w:ascii="Times New Roman" w:eastAsia="Times New Roman" w:hAnsi="Times New Roman" w:cs="Times New Roman"/>
+          <w:sz w:val="24"/>
+          <w:szCs w:val="24"/>
+        </w:rPr>
+      </w:pPr>
+      <w:r>
+        <w:rPr>
+          <w:rFonts w:ascii="Times New Roman" w:eastAsia="Times New Roman" w:hAnsi="Times New Roman" w:cs="Times New Roman"/>
+          <w:sz w:val="24"/>
+          <w:szCs w:val="24"/>
+        </w:rPr>
+        <w:t xml:space="preserve">What are the three most important metrics or updates you would like to see in </w:t>
+      </w:r>
+      <w:r>
+        <w:rPr>
+          <w:rFonts w:ascii="Times New Roman" w:eastAsia="Times New Roman" w:hAnsi="Times New Roman" w:cs="Times New Roman"/>
+          <w:sz w:val="24"/>
+          <w:szCs w:val="24"/>
+        </w:rPr>
+        <w:t xml:space="preserve">a </w:t>
+      </w:r>
+      <w:r>
+        <w:rPr>
+          <w:rFonts w:ascii="Times New Roman" w:eastAsia="Times New Roman" w:hAnsi="Times New Roman" w:cs="Times New Roman"/>
+          <w:sz w:val="24"/>
+          <w:szCs w:val="24"/>
+        </w:rPr>
+        <w:t>single unified management tool; if it’d be possible</w:t>
+      </w:r>
+      <w:r>
+        <w:rPr>
+          <w:rFonts w:ascii="Times New Roman" w:eastAsia="Times New Roman" w:hAnsi="Times New Roman" w:cs="Times New Roman"/>
+          <w:sz w:val="24"/>
+          <w:szCs w:val="24"/>
+        </w:rPr>
+        <w:t>?</w:t>
+      </w:r>
+    </w:p>
+    <w:p>
+      <w:pPr>
+        <w:spacing w:after="0" w:line="240" w:lineRule="auto"/>
+        <w:rPr>
+          <w:rFonts w:ascii="Times New Roman" w:eastAsia="Times New Roman" w:hAnsi="Times New Roman" w:cs="Times New Roman"/>
+          <w:sz w:val="24"/>
+          <w:szCs w:val="24"/>
+        </w:rPr>
+      </w:pPr>
     </w:p>
     <w:p>
       <w:pPr>
@@ -563,7 +1122,7 @@
           <w:ilvl w:val="0"/>
           <w:numId w:val="4"/>
         </w:numPr>
-        <w:spacing w:before="100" w:beforeAutospacing="1" w:after="100" w:afterAutospacing="1" w:line="240" w:lineRule="auto"/>
+        <w:spacing w:after="0" w:line="240" w:lineRule="auto"/>
         <w:rPr>
           <w:rFonts w:ascii="Times New Roman" w:eastAsia="Times New Roman" w:hAnsi="Times New Roman" w:cs="Times New Roman"/>
           <w:sz w:val="24"/>
@@ -578,6 +1137,16 @@
         </w:rPr>
         <w:t xml:space="preserve">Would performance reviews, progress tracking, and individual contributions be something useful to you? How would you want to access them and in what format? </w:t>
       </w:r>
+    </w:p>
+    <w:p>
+      <w:pPr>
+        <w:spacing w:after="0" w:line="240" w:lineRule="auto"/>
+        <w:rPr>
+          <w:rFonts w:ascii="Times New Roman" w:eastAsia="Times New Roman" w:hAnsi="Times New Roman" w:cs="Times New Roman"/>
+          <w:sz w:val="24"/>
+          <w:szCs w:val="24"/>
+        </w:rPr>
+      </w:pPr>
     </w:p>
     <w:p>
       <w:pPr>
@@ -585,7 +1154,7 @@
           <w:ilvl w:val="0"/>
           <w:numId w:val="4"/>
         </w:numPr>
-        <w:spacing w:before="100" w:beforeAutospacing="1" w:after="100" w:afterAutospacing="1" w:line="240" w:lineRule="auto"/>
+        <w:spacing w:after="0" w:line="240" w:lineRule="auto"/>
         <w:rPr>
           <w:rFonts w:ascii="Times New Roman" w:eastAsia="Times New Roman" w:hAnsi="Times New Roman" w:cs="Times New Roman"/>
           <w:sz w:val="24"/>
@@ -601,7 +1170,11 @@
         <w:t xml:space="preserve">How much visual data of the project timeline would help you in making crucial decisions and give you more control over your project? </w:t>
       </w:r>
     </w:p>
-    <w:p/>
+    <w:p>
+      <w:pPr>
+        <w:spacing w:after="0"/>
+      </w:pPr>
+    </w:p>
     <w:sectPr>
       <w:pgSz w:w="12240" w:h="15840"/>
       <w:pgMar w:top="1440" w:right="1440" w:bottom="1440" w:left="1440" w:header="720" w:footer="720" w:gutter="0"/>
@@ -1556,6 +2129,17 @@
       <w:szCs w:val="24"/>
     </w:rPr>
   </w:style>
+  <w:style w:type="paragraph" w:styleId="ListParagraph">
+    <w:name w:val="List Paragraph"/>
+    <w:basedOn w:val="Normal"/>
+    <w:uiPriority w:val="34"/>
+    <w:qFormat/>
+    <w:rsid w:val="008A6C87"/>
+    <w:pPr>
+      <w:ind w:left="720"/>
+      <w:contextualSpacing/>
+    </w:pPr>
+  </w:style>
 </w:styles>
 </file>
 

--- a/Documentation/Preparation/System Requirement Analysis/Finalized_Interview&Survey_questions.docx
+++ b/Documentation/Preparation/System Requirement Analysis/Finalized_Interview&Survey_questions.docx
@@ -81,16 +81,14 @@
         </w:rPr>
         <w:t xml:space="preserve">The </w:t>
       </w:r>
-      <w:proofErr w:type="spellStart"/>
-      <w:r>
-        <w:rPr>
-          <w:rFonts w:ascii="Times New Roman" w:eastAsia="Times New Roman" w:hAnsi="Times New Roman" w:cs="Times New Roman"/>
-          <w:sz w:val="24"/>
-          <w:szCs w:val="24"/>
-        </w:rPr>
-        <w:t>difficulites</w:t>
-      </w:r>
-      <w:proofErr w:type="spellEnd"/>
+      <w:r>
+        <w:rPr>
+          <w:rFonts w:ascii="Times New Roman" w:eastAsia="Times New Roman" w:hAnsi="Times New Roman" w:cs="Times New Roman"/>
+          <w:sz w:val="24"/>
+          <w:szCs w:val="24"/>
+        </w:rPr>
+        <w:t>difficulties</w:t>
+      </w:r>
       <w:r>
         <w:rPr>
           <w:rFonts w:ascii="Times New Roman" w:eastAsia="Times New Roman" w:hAnsi="Times New Roman" w:cs="Times New Roman"/>
